--- a/MODELO_RELATORIO.docx
+++ b/MODELO_RELATORIO.docx
@@ -8,6 +8,7 @@
           <w:rFonts w:ascii="Arial" w:hAnsi="Arial" w:cs="Arial"/>
         </w:rPr>
       </w:pPr>
+      <w:bookmarkStart w:id="0" w:name="_Hlk214995877"/>
       <w:r>
         <w:rPr>
           <w:rFonts w:ascii="Arial" w:hAnsi="Arial" w:cs="Arial"/>
@@ -48,7 +49,7 @@
                     </pic:cNvPicPr>
                   </pic:nvPicPr>
                   <pic:blipFill>
-                    <a:blip r:embed="rId5">
+                    <a:blip r:embed="rId7">
                       <a:extLst>
                         <a:ext uri="{28A0092B-C50C-407E-A947-70E740481C1C}">
                           <a14:useLocalDpi xmlns:a14="http://schemas.microsoft.com/office/drawing/2010/main" val="0"/>
@@ -145,7 +146,35 @@
         <w:rPr>
           <w:rFonts w:ascii="Arial" w:hAnsi="Arial" w:cs="Arial"/>
         </w:rPr>
-        <w:t>[Nome Completo]</w:t>
+        <w:t xml:space="preserve">Líria </w:t>
+      </w:r>
+      <w:proofErr w:type="spellStart"/>
+      <w:r>
+        <w:rPr>
+          <w:rFonts w:ascii="Arial" w:hAnsi="Arial" w:cs="Arial"/>
+        </w:rPr>
+        <w:t>Djenaba</w:t>
+      </w:r>
+      <w:proofErr w:type="spellEnd"/>
+      <w:r>
+        <w:rPr>
+          <w:rFonts w:ascii="Arial" w:hAnsi="Arial" w:cs="Arial"/>
+        </w:rPr>
+        <w:t xml:space="preserve"> </w:t>
+      </w:r>
+      <w:proofErr w:type="spellStart"/>
+      <w:r>
+        <w:rPr>
+          <w:rFonts w:ascii="Arial" w:hAnsi="Arial" w:cs="Arial"/>
+        </w:rPr>
+        <w:t>Vilança</w:t>
+      </w:r>
+      <w:proofErr w:type="spellEnd"/>
+      <w:r>
+        <w:rPr>
+          <w:rFonts w:ascii="Arial" w:hAnsi="Arial" w:cs="Arial"/>
+        </w:rPr>
+        <w:t xml:space="preserve"> Bá</w:t>
       </w:r>
     </w:p>
     <w:p>
@@ -166,7 +195,7 @@
         <w:rPr>
           <w:rFonts w:ascii="Arial" w:hAnsi="Arial" w:cs="Arial"/>
         </w:rPr>
-        <w:t>[Matrícula]</w:t>
+        <w:t>20230237</w:t>
       </w:r>
     </w:p>
     <w:p>
@@ -707,7 +736,14 @@
                                 <w:rFonts w:ascii="Arial" w:hAnsi="Arial" w:cs="Arial"/>
                                 <w:sz w:val="22"/>
                               </w:rPr>
-                              <w:t>[coloca aqui o motivo].</w:t>
+                              <w:t>avaliação</w:t>
+                            </w:r>
+                            <w:r>
+                              <w:rPr>
+                                <w:rFonts w:ascii="Arial" w:hAnsi="Arial" w:cs="Arial"/>
+                                <w:sz w:val="22"/>
+                              </w:rPr>
+                              <w:t>.</w:t>
                             </w:r>
                           </w:p>
                           <w:p>
@@ -787,7 +823,14 @@
                           <w:rFonts w:ascii="Arial" w:hAnsi="Arial" w:cs="Arial"/>
                           <w:sz w:val="22"/>
                         </w:rPr>
-                        <w:t>[coloca aqui o motivo].</w:t>
+                        <w:t>avaliação</w:t>
+                      </w:r>
+                      <w:r>
+                        <w:rPr>
+                          <w:rFonts w:ascii="Arial" w:hAnsi="Arial" w:cs="Arial"/>
+                          <w:sz w:val="22"/>
+                        </w:rPr>
+                        <w:t>.</w:t>
                       </w:r>
                     </w:p>
                     <w:p>
@@ -927,7 +970,7 @@
     </w:p>
     <w:tbl>
       <w:tblPr>
-        <w:tblStyle w:val="SimplesTabela2"/>
+        <w:tblStyle w:val="PlainTable2"/>
         <w:tblpPr w:leftFromText="141" w:rightFromText="141" w:vertAnchor="text" w:horzAnchor="margin" w:tblpY="-61"/>
         <w:tblW w:w="8316" w:type="dxa"/>
         <w:tblLook w:val="04A0" w:firstRow="1" w:lastRow="0" w:firstColumn="1" w:lastColumn="0" w:noHBand="0" w:noVBand="1"/>
@@ -1155,6 +1198,7 @@
         <w:t>2025</w:t>
       </w:r>
     </w:p>
+    <w:bookmarkEnd w:id="0"/>
     <w:p>
       <w:pPr>
         <w:spacing w:line="276" w:lineRule="auto"/>
@@ -1188,7 +1232,7 @@
     </w:p>
     <w:p>
       <w:pPr>
-        <w:pStyle w:val="ndice1"/>
+        <w:pStyle w:val="TOC1"/>
         <w:tabs>
           <w:tab w:val="right" w:leader="dot" w:pos="8494"/>
         </w:tabs>
@@ -1222,7 +1266,7 @@
       <w:hyperlink w:anchor="_Toc214994669" w:history="1">
         <w:r>
           <w:rPr>
-            <w:rStyle w:val="Hiperligao"/>
+            <w:rStyle w:val="Hyperlink"/>
             <w:rFonts w:ascii="Arial" w:hAnsi="Arial" w:cs="Arial"/>
             <w:noProof/>
           </w:rPr>
@@ -1287,7 +1331,7 @@
     </w:p>
     <w:p>
       <w:pPr>
-        <w:pStyle w:val="ndice1"/>
+        <w:pStyle w:val="TOC1"/>
         <w:tabs>
           <w:tab w:val="right" w:leader="dot" w:pos="8494"/>
         </w:tabs>
@@ -1303,7 +1347,7 @@
       <w:hyperlink w:anchor="_Toc214994670" w:history="1">
         <w:r>
           <w:rPr>
-            <w:rStyle w:val="Hiperligao"/>
+            <w:rStyle w:val="Hyperlink"/>
             <w:rFonts w:ascii="Arial" w:hAnsi="Arial" w:cs="Arial"/>
             <w:noProof/>
           </w:rPr>
@@ -1400,7 +1444,7 @@
           <w:rFonts w:ascii="Arial" w:hAnsi="Arial" w:cs="Arial"/>
         </w:rPr>
         <w:sectPr>
-          <w:footerReference w:type="default" r:id="rId6"/>
+          <w:footerReference w:type="default" r:id="rId8"/>
           <w:pgSz w:w="11906" w:h="16838"/>
           <w:pgMar w:top="1134" w:right="1701" w:bottom="1134" w:left="1701" w:header="709" w:footer="709" w:gutter="0"/>
           <w:pgNumType w:fmt="upperRoman" w:start="1"/>
@@ -1416,7 +1460,7 @@
           <w:rFonts w:ascii="Arial" w:hAnsi="Arial" w:cs="Arial"/>
         </w:rPr>
       </w:pPr>
-      <w:bookmarkStart w:id="0" w:name="_Toc214994669"/>
+      <w:bookmarkStart w:id="1" w:name="_Toc214994669"/>
       <w:r>
         <w:rPr>
           <w:rFonts w:ascii="Arial" w:hAnsi="Arial" w:cs="Arial"/>
@@ -1424,7 +1468,7 @@
         <w:lastRenderedPageBreak/>
         <w:t>RESUMO</w:t>
       </w:r>
-      <w:bookmarkEnd w:id="0"/>
+      <w:bookmarkEnd w:id="1"/>
     </w:p>
     <w:p>
       <w:pPr>
@@ -1435,14 +1479,14 @@
           <w:rFonts w:ascii="Arial" w:hAnsi="Arial" w:cs="Arial"/>
         </w:rPr>
       </w:pPr>
-      <w:bookmarkStart w:id="1" w:name="_Toc214994670"/>
+      <w:bookmarkStart w:id="2" w:name="_Toc214994670"/>
       <w:r>
         <w:rPr>
           <w:rFonts w:ascii="Arial" w:hAnsi="Arial" w:cs="Arial"/>
         </w:rPr>
         <w:t>INTRODUÇÃO</w:t>
       </w:r>
-      <w:bookmarkEnd w:id="1"/>
+      <w:bookmarkEnd w:id="2"/>
     </w:p>
     <w:p>
       <w:pPr>
@@ -1452,8 +1496,8 @@
       </w:pPr>
     </w:p>
     <w:sectPr>
-      <w:headerReference w:type="default" r:id="rId7"/>
-      <w:footerReference w:type="default" r:id="rId8"/>
+      <w:headerReference w:type="default" r:id="rId9"/>
+      <w:footerReference w:type="default" r:id="rId10"/>
       <w:pgSz w:w="11906" w:h="16838" w:code="9"/>
       <w:pgMar w:top="1440" w:right="1440" w:bottom="1440" w:left="1800" w:header="709" w:footer="709" w:gutter="0"/>
       <w:pgNumType w:start="1"/>
@@ -1464,11 +1508,36 @@
 </w:document>
 </file>
 
+<file path=word/endnotes.xml><?xml version="1.0" encoding="utf-8"?>
+<w:endnotes xmlns:wpc="http://schemas.microsoft.com/office/word/2010/wordprocessingCanvas" xmlns:cx="http://schemas.microsoft.com/office/drawing/2014/chartex" xmlns:cx1="http://schemas.microsoft.com/office/drawing/2015/9/8/chartex" xmlns:cx2="http://schemas.microsoft.com/office/drawing/2015/10/21/chartex" xmlns:cx3="http://schemas.microsoft.com/office/drawing/2016/5/9/chartex" xmlns:cx4="http://schemas.microsoft.com/office/drawing/2016/5/10/chartex" xmlns:cx5="http://schemas.microsoft.com/office/drawing/2016/5/11/chartex" xmlns:cx6="http://schemas.microsoft.com/office/drawing/2016/5/12/chartex" xmlns:cx7="http://schemas.microsoft.com/office/drawing/2016/5/13/chartex" xmlns:cx8="http://schemas.microsoft.com/office/drawing/2016/5/14/chartex" xmlns:mc="http://schemas.openxmlformats.org/markup-compatibility/2006" xmlns:aink="http://schemas.microsoft.com/office/drawing/2016/ink" xmlns:am3d="http://schemas.microsoft.com/office/drawing/2017/model3d" xmlns:o="urn:schemas-microsoft-com:office:office" xmlns:oel="http://schemas.microsoft.com/office/2019/extlst" xmlns:r="http://schemas.openxmlformats.org/officeDocument/2006/relationships" xmlns:m="http://schemas.openxmlformats.org/officeDocument/2006/math" xmlns:v="urn:schemas-microsoft-com:vml" xmlns:wp14="http://schemas.microsoft.com/office/word/2010/wordprocessingDrawing" xmlns:wp="http://schemas.openxmlformats.org/drawingml/2006/wordprocessingDrawing" xmlns:w10="urn:schemas-microsoft-com:office:word" xmlns:w="http://schemas.openxmlformats.org/wordprocessingml/2006/main" xmlns:w14="http://schemas.microsoft.com/office/word/2010/wordml" xmlns:w15="http://schemas.microsoft.com/office/word/2012/wordml" xmlns:w16cex="http://schemas.microsoft.com/office/word/2018/wordml/cex" xmlns:w16cid="http://schemas.microsoft.com/office/word/2016/wordml/cid" xmlns:w16="http://schemas.microsoft.com/office/word/2018/wordml" xmlns:w16sdtdh="http://schemas.microsoft.com/office/word/2020/wordml/sdtdatahash" xmlns:w16se="http://schemas.microsoft.com/office/word/2015/wordml/symex" xmlns:wpg="http://schemas.microsoft.com/office/word/2010/wordprocessingGroup" xmlns:wpi="http://schemas.microsoft.com/office/word/2010/wordprocessingInk" xmlns:wne="http://schemas.microsoft.com/office/word/2006/wordml" xmlns:wps="http://schemas.microsoft.com/office/word/2010/wordprocessingShape" mc:Ignorable="w14 w15 w16se w16cid w16 w16cex w16sdtdh wp14">
+  <w:endnote w:type="separator" w:id="-1">
+    <w:p>
+      <w:pPr>
+        <w:spacing w:line="240" w:lineRule="auto"/>
+      </w:pPr>
+      <w:r>
+        <w:separator/>
+      </w:r>
+    </w:p>
+  </w:endnote>
+  <w:endnote w:type="continuationSeparator" w:id="0">
+    <w:p>
+      <w:pPr>
+        <w:spacing w:line="240" w:lineRule="auto"/>
+      </w:pPr>
+      <w:r>
+        <w:continuationSeparator/>
+      </w:r>
+    </w:p>
+  </w:endnote>
+</w:endnotes>
+</file>
+
 <file path=word/footer1.xml><?xml version="1.0" encoding="utf-8"?>
 <w:ftr xmlns:wpc="http://schemas.microsoft.com/office/word/2010/wordprocessingCanvas" xmlns:cx="http://schemas.microsoft.com/office/drawing/2014/chartex" xmlns:cx1="http://schemas.microsoft.com/office/drawing/2015/9/8/chartex" xmlns:cx2="http://schemas.microsoft.com/office/drawing/2015/10/21/chartex" xmlns:cx3="http://schemas.microsoft.com/office/drawing/2016/5/9/chartex" xmlns:cx4="http://schemas.microsoft.com/office/drawing/2016/5/10/chartex" xmlns:cx5="http://schemas.microsoft.com/office/drawing/2016/5/11/chartex" xmlns:cx6="http://schemas.microsoft.com/office/drawing/2016/5/12/chartex" xmlns:cx7="http://schemas.microsoft.com/office/drawing/2016/5/13/chartex" xmlns:cx8="http://schemas.microsoft.com/office/drawing/2016/5/14/chartex" xmlns:mc="http://schemas.openxmlformats.org/markup-compatibility/2006" xmlns:aink="http://schemas.microsoft.com/office/drawing/2016/ink" xmlns:am3d="http://schemas.microsoft.com/office/drawing/2017/model3d" xmlns:o="urn:schemas-microsoft-com:office:office" xmlns:oel="http://schemas.microsoft.com/office/2019/extlst" xmlns:r="http://schemas.openxmlformats.org/officeDocument/2006/relationships" xmlns:m="http://schemas.openxmlformats.org/officeDocument/2006/math" xmlns:v="urn:schemas-microsoft-com:vml" xmlns:wp14="http://schemas.microsoft.com/office/word/2010/wordprocessingDrawing" xmlns:wp="http://schemas.openxmlformats.org/drawingml/2006/wordprocessingDrawing" xmlns:w10="urn:schemas-microsoft-com:office:word" xmlns:w="http://schemas.openxmlformats.org/wordprocessingml/2006/main" xmlns:w14="http://schemas.microsoft.com/office/word/2010/wordml" xmlns:w15="http://schemas.microsoft.com/office/word/2012/wordml" xmlns:w16cex="http://schemas.microsoft.com/office/word/2018/wordml/cex" xmlns:w16cid="http://schemas.microsoft.com/office/word/2016/wordml/cid" xmlns:w16="http://schemas.microsoft.com/office/word/2018/wordml" xmlns:w16sdtdh="http://schemas.microsoft.com/office/word/2020/wordml/sdtdatahash" xmlns:w16se="http://schemas.microsoft.com/office/word/2015/wordml/symex" xmlns:wpg="http://schemas.microsoft.com/office/word/2010/wordprocessingGroup" xmlns:wpi="http://schemas.microsoft.com/office/word/2010/wordprocessingInk" xmlns:wne="http://schemas.microsoft.com/office/word/2006/wordml" xmlns:wps="http://schemas.microsoft.com/office/word/2010/wordprocessingShape" mc:Ignorable="w14 w15 w16se w16cid w16 w16cex w16sdtdh wp14">
   <w:p>
     <w:pPr>
-      <w:pStyle w:val="Rodap"/>
+      <w:pStyle w:val="Footer"/>
       <w:tabs>
         <w:tab w:val="clear" w:pos="4252"/>
         <w:tab w:val="clear" w:pos="8504"/>
@@ -1500,17 +1569,14 @@
     <w:sdtContent>
       <w:p>
         <w:pPr>
-          <w:pStyle w:val="Rodap"/>
+          <w:pStyle w:val="Footer"/>
           <w:jc w:val="right"/>
         </w:pPr>
         <w:r>
           <w:fldChar w:fldCharType="begin"/>
         </w:r>
         <w:r>
-          <w:instrText xml:space="preserve">PAGE   \* </w:instrText>
-        </w:r>
-        <w:r>
-          <w:instrText>MERGEFORMAT</w:instrText>
+          <w:instrText>PAGE   \* MERGEFORMAT</w:instrText>
         </w:r>
         <w:r>
           <w:fldChar w:fldCharType="separate"/>
@@ -1526,17 +1592,42 @@
   </w:sdt>
   <w:p>
     <w:pPr>
-      <w:pStyle w:val="Rodap"/>
+      <w:pStyle w:val="Footer"/>
     </w:pPr>
   </w:p>
 </w:ftr>
+</file>
+
+<file path=word/footnotes.xml><?xml version="1.0" encoding="utf-8"?>
+<w:footnotes xmlns:wpc="http://schemas.microsoft.com/office/word/2010/wordprocessingCanvas" xmlns:cx="http://schemas.microsoft.com/office/drawing/2014/chartex" xmlns:cx1="http://schemas.microsoft.com/office/drawing/2015/9/8/chartex" xmlns:cx2="http://schemas.microsoft.com/office/drawing/2015/10/21/chartex" xmlns:cx3="http://schemas.microsoft.com/office/drawing/2016/5/9/chartex" xmlns:cx4="http://schemas.microsoft.com/office/drawing/2016/5/10/chartex" xmlns:cx5="http://schemas.microsoft.com/office/drawing/2016/5/11/chartex" xmlns:cx6="http://schemas.microsoft.com/office/drawing/2016/5/12/chartex" xmlns:cx7="http://schemas.microsoft.com/office/drawing/2016/5/13/chartex" xmlns:cx8="http://schemas.microsoft.com/office/drawing/2016/5/14/chartex" xmlns:mc="http://schemas.openxmlformats.org/markup-compatibility/2006" xmlns:aink="http://schemas.microsoft.com/office/drawing/2016/ink" xmlns:am3d="http://schemas.microsoft.com/office/drawing/2017/model3d" xmlns:o="urn:schemas-microsoft-com:office:office" xmlns:oel="http://schemas.microsoft.com/office/2019/extlst" xmlns:r="http://schemas.openxmlformats.org/officeDocument/2006/relationships" xmlns:m="http://schemas.openxmlformats.org/officeDocument/2006/math" xmlns:v="urn:schemas-microsoft-com:vml" xmlns:wp14="http://schemas.microsoft.com/office/word/2010/wordprocessingDrawing" xmlns:wp="http://schemas.openxmlformats.org/drawingml/2006/wordprocessingDrawing" xmlns:w10="urn:schemas-microsoft-com:office:word" xmlns:w="http://schemas.openxmlformats.org/wordprocessingml/2006/main" xmlns:w14="http://schemas.microsoft.com/office/word/2010/wordml" xmlns:w15="http://schemas.microsoft.com/office/word/2012/wordml" xmlns:w16cex="http://schemas.microsoft.com/office/word/2018/wordml/cex" xmlns:w16cid="http://schemas.microsoft.com/office/word/2016/wordml/cid" xmlns:w16="http://schemas.microsoft.com/office/word/2018/wordml" xmlns:w16sdtdh="http://schemas.microsoft.com/office/word/2020/wordml/sdtdatahash" xmlns:w16se="http://schemas.microsoft.com/office/word/2015/wordml/symex" xmlns:wpg="http://schemas.microsoft.com/office/word/2010/wordprocessingGroup" xmlns:wpi="http://schemas.microsoft.com/office/word/2010/wordprocessingInk" xmlns:wne="http://schemas.microsoft.com/office/word/2006/wordml" xmlns:wps="http://schemas.microsoft.com/office/word/2010/wordprocessingShape" mc:Ignorable="w14 w15 w16se w16cid w16 w16cex w16sdtdh wp14">
+  <w:footnote w:type="separator" w:id="-1">
+    <w:p>
+      <w:pPr>
+        <w:spacing w:line="240" w:lineRule="auto"/>
+      </w:pPr>
+      <w:r>
+        <w:separator/>
+      </w:r>
+    </w:p>
+  </w:footnote>
+  <w:footnote w:type="continuationSeparator" w:id="0">
+    <w:p>
+      <w:pPr>
+        <w:spacing w:line="240" w:lineRule="auto"/>
+      </w:pPr>
+      <w:r>
+        <w:continuationSeparator/>
+      </w:r>
+    </w:p>
+  </w:footnote>
+</w:footnotes>
 </file>
 
 <file path=word/header1.xml><?xml version="1.0" encoding="utf-8"?>
 <w:hdr xmlns:wpc="http://schemas.microsoft.com/office/word/2010/wordprocessingCanvas" xmlns:cx="http://schemas.microsoft.com/office/drawing/2014/chartex" xmlns:cx1="http://schemas.microsoft.com/office/drawing/2015/9/8/chartex" xmlns:cx2="http://schemas.microsoft.com/office/drawing/2015/10/21/chartex" xmlns:cx3="http://schemas.microsoft.com/office/drawing/2016/5/9/chartex" xmlns:cx4="http://schemas.microsoft.com/office/drawing/2016/5/10/chartex" xmlns:cx5="http://schemas.microsoft.com/office/drawing/2016/5/11/chartex" xmlns:cx6="http://schemas.microsoft.com/office/drawing/2016/5/12/chartex" xmlns:cx7="http://schemas.microsoft.com/office/drawing/2016/5/13/chartex" xmlns:cx8="http://schemas.microsoft.com/office/drawing/2016/5/14/chartex" xmlns:mc="http://schemas.openxmlformats.org/markup-compatibility/2006" xmlns:aink="http://schemas.microsoft.com/office/drawing/2016/ink" xmlns:am3d="http://schemas.microsoft.com/office/drawing/2017/model3d" xmlns:o="urn:schemas-microsoft-com:office:office" xmlns:oel="http://schemas.microsoft.com/office/2019/extlst" xmlns:r="http://schemas.openxmlformats.org/officeDocument/2006/relationships" xmlns:m="http://schemas.openxmlformats.org/officeDocument/2006/math" xmlns:v="urn:schemas-microsoft-com:vml" xmlns:wp14="http://schemas.microsoft.com/office/word/2010/wordprocessingDrawing" xmlns:wp="http://schemas.openxmlformats.org/drawingml/2006/wordprocessingDrawing" xmlns:w10="urn:schemas-microsoft-com:office:word" xmlns:w="http://schemas.openxmlformats.org/wordprocessingml/2006/main" xmlns:w14="http://schemas.microsoft.com/office/word/2010/wordml" xmlns:w15="http://schemas.microsoft.com/office/word/2012/wordml" xmlns:w16cex="http://schemas.microsoft.com/office/word/2018/wordml/cex" xmlns:w16cid="http://schemas.microsoft.com/office/word/2016/wordml/cid" xmlns:w16="http://schemas.microsoft.com/office/word/2018/wordml" xmlns:w16sdtdh="http://schemas.microsoft.com/office/word/2020/wordml/sdtdatahash" xmlns:w16se="http://schemas.microsoft.com/office/word/2015/wordml/symex" xmlns:wpg="http://schemas.microsoft.com/office/word/2010/wordprocessingGroup" xmlns:wpi="http://schemas.microsoft.com/office/word/2010/wordprocessingInk" xmlns:wne="http://schemas.microsoft.com/office/word/2006/wordml" xmlns:wps="http://schemas.microsoft.com/office/word/2010/wordprocessingShape" mc:Ignorable="w14 w15 w16se w16cid w16 w16cex w16sdtdh wp14">
   <w:p>
     <w:pPr>
-      <w:pStyle w:val="Cabealho"/>
+      <w:pStyle w:val="Header"/>
     </w:pPr>
   </w:p>
 </w:hdr>
@@ -3051,11 +3142,11 @@
       <w14:ligatures w14:val="none"/>
     </w:rPr>
   </w:style>
-  <w:style w:type="paragraph" w:styleId="Ttulo1">
+  <w:style w:type="paragraph" w:styleId="Heading1">
     <w:name w:val="heading 1"/>
     <w:basedOn w:val="Normal"/>
     <w:next w:val="Normal"/>
-    <w:link w:val="Ttulo1Carter"/>
+    <w:link w:val="Heading1Char"/>
     <w:uiPriority w:val="9"/>
     <w:qFormat/>
     <w:rsid w:val="00927C05"/>
@@ -3071,11 +3162,11 @@
       <w:szCs w:val="32"/>
     </w:rPr>
   </w:style>
-  <w:style w:type="paragraph" w:styleId="Ttulo2">
+  <w:style w:type="paragraph" w:styleId="Heading2">
     <w:name w:val="heading 2"/>
     <w:basedOn w:val="Normal"/>
     <w:next w:val="Normal"/>
-    <w:link w:val="Ttulo2Carter"/>
+    <w:link w:val="Heading2Char"/>
     <w:uiPriority w:val="9"/>
     <w:semiHidden/>
     <w:unhideWhenUsed/>
@@ -3094,11 +3185,11 @@
       <w:szCs w:val="32"/>
     </w:rPr>
   </w:style>
-  <w:style w:type="paragraph" w:styleId="Ttulo3">
+  <w:style w:type="paragraph" w:styleId="Heading3">
     <w:name w:val="heading 3"/>
     <w:basedOn w:val="Normal"/>
     <w:next w:val="Normal"/>
-    <w:link w:val="Ttulo3Carter"/>
+    <w:link w:val="Heading3Char"/>
     <w:uiPriority w:val="9"/>
     <w:semiHidden/>
     <w:unhideWhenUsed/>
@@ -3117,11 +3208,11 @@
       <w:szCs w:val="28"/>
     </w:rPr>
   </w:style>
-  <w:style w:type="paragraph" w:styleId="Ttulo4">
+  <w:style w:type="paragraph" w:styleId="Heading4">
     <w:name w:val="heading 4"/>
     <w:basedOn w:val="Normal"/>
     <w:next w:val="Normal"/>
-    <w:link w:val="Ttulo4Carter"/>
+    <w:link w:val="Heading4Char"/>
     <w:uiPriority w:val="9"/>
     <w:semiHidden/>
     <w:unhideWhenUsed/>
@@ -3140,11 +3231,11 @@
       <w:color w:val="0F4761" w:themeColor="accent1" w:themeShade="BF"/>
     </w:rPr>
   </w:style>
-  <w:style w:type="paragraph" w:styleId="Ttulo5">
+  <w:style w:type="paragraph" w:styleId="Heading5">
     <w:name w:val="heading 5"/>
     <w:basedOn w:val="Normal"/>
     <w:next w:val="Normal"/>
-    <w:link w:val="Ttulo5Carter"/>
+    <w:link w:val="Heading5Char"/>
     <w:uiPriority w:val="9"/>
     <w:semiHidden/>
     <w:unhideWhenUsed/>
@@ -3161,11 +3252,11 @@
       <w:color w:val="0F4761" w:themeColor="accent1" w:themeShade="BF"/>
     </w:rPr>
   </w:style>
-  <w:style w:type="paragraph" w:styleId="Ttulo6">
+  <w:style w:type="paragraph" w:styleId="Heading6">
     <w:name w:val="heading 6"/>
     <w:basedOn w:val="Normal"/>
     <w:next w:val="Normal"/>
-    <w:link w:val="Ttulo6Carter"/>
+    <w:link w:val="Heading6Char"/>
     <w:uiPriority w:val="9"/>
     <w:semiHidden/>
     <w:unhideWhenUsed/>
@@ -3184,11 +3275,11 @@
       <w:color w:val="595959" w:themeColor="text1" w:themeTint="A6"/>
     </w:rPr>
   </w:style>
-  <w:style w:type="paragraph" w:styleId="Ttulo7">
+  <w:style w:type="paragraph" w:styleId="Heading7">
     <w:name w:val="heading 7"/>
     <w:basedOn w:val="Normal"/>
     <w:next w:val="Normal"/>
-    <w:link w:val="Ttulo7Carter"/>
+    <w:link w:val="Heading7Char"/>
     <w:uiPriority w:val="9"/>
     <w:semiHidden/>
     <w:unhideWhenUsed/>
@@ -3205,11 +3296,11 @@
       <w:color w:val="595959" w:themeColor="text1" w:themeTint="A6"/>
     </w:rPr>
   </w:style>
-  <w:style w:type="paragraph" w:styleId="Ttulo8">
+  <w:style w:type="paragraph" w:styleId="Heading8">
     <w:name w:val="heading 8"/>
     <w:basedOn w:val="Normal"/>
     <w:next w:val="Normal"/>
-    <w:link w:val="Ttulo8Carter"/>
+    <w:link w:val="Heading8Char"/>
     <w:uiPriority w:val="9"/>
     <w:semiHidden/>
     <w:unhideWhenUsed/>
@@ -3227,11 +3318,11 @@
       <w:color w:val="272727" w:themeColor="text1" w:themeTint="D8"/>
     </w:rPr>
   </w:style>
-  <w:style w:type="paragraph" w:styleId="Ttulo9">
+  <w:style w:type="paragraph" w:styleId="Heading9">
     <w:name w:val="heading 9"/>
     <w:basedOn w:val="Normal"/>
     <w:next w:val="Normal"/>
-    <w:link w:val="Ttulo9Carter"/>
+    <w:link w:val="Heading9Char"/>
     <w:uiPriority w:val="9"/>
     <w:semiHidden/>
     <w:unhideWhenUsed/>
@@ -3247,13 +3338,13 @@
       <w:color w:val="272727" w:themeColor="text1" w:themeTint="D8"/>
     </w:rPr>
   </w:style>
-  <w:style w:type="character" w:default="1" w:styleId="Tipodeletrapredefinidodopargrafo">
+  <w:style w:type="character" w:default="1" w:styleId="DefaultParagraphFont">
     <w:name w:val="Default Paragraph Font"/>
     <w:uiPriority w:val="1"/>
     <w:semiHidden/>
     <w:unhideWhenUsed/>
   </w:style>
-  <w:style w:type="table" w:default="1" w:styleId="Tabelanormal">
+  <w:style w:type="table" w:default="1" w:styleId="TableNormal">
     <w:name w:val="Normal Table"/>
     <w:uiPriority w:val="99"/>
     <w:semiHidden/>
@@ -3268,7 +3359,7 @@
       </w:tblCellMar>
     </w:tblPr>
   </w:style>
-  <w:style w:type="numbering" w:default="1" w:styleId="Semlista">
+  <w:style w:type="numbering" w:default="1" w:styleId="NoList">
     <w:name w:val="No List"/>
     <w:uiPriority w:val="99"/>
     <w:semiHidden/>
@@ -3293,7 +3384,7 @@
   </w:style>
   <w:style w:type="character" w:customStyle="1" w:styleId="Ttulo01Carter">
     <w:name w:val="Título01 Caráter"/>
-    <w:basedOn w:val="Tipodeletrapredefinidodopargrafo"/>
+    <w:basedOn w:val="DefaultParagraphFont"/>
     <w:link w:val="Ttulo01"/>
     <w:rsid w:val="00F627E4"/>
     <w:rPr>
@@ -3325,7 +3416,7 @@
   </w:style>
   <w:style w:type="character" w:customStyle="1" w:styleId="Ttulo04Carter">
     <w:name w:val="Título 04 Caráter"/>
-    <w:basedOn w:val="Tipodeletrapredefinidodopargrafo"/>
+    <w:basedOn w:val="DefaultParagraphFont"/>
     <w:link w:val="Ttulo04"/>
     <w:rsid w:val="00F627E4"/>
     <w:rPr>
@@ -3357,7 +3448,7 @@
   </w:style>
   <w:style w:type="character" w:customStyle="1" w:styleId="Titulo03Carter">
     <w:name w:val="Titulo 03 Caráter"/>
-    <w:basedOn w:val="Tipodeletrapredefinidodopargrafo"/>
+    <w:basedOn w:val="DefaultParagraphFont"/>
     <w:link w:val="Titulo03"/>
     <w:rsid w:val="00F627E4"/>
     <w:rPr>
@@ -3392,7 +3483,7 @@
   </w:style>
   <w:style w:type="paragraph" w:customStyle="1" w:styleId="Estilo1semnumro">
     <w:name w:val="Estilo1 sem numro"/>
-    <w:basedOn w:val="Ttulo1"/>
+    <w:basedOn w:val="Heading1"/>
     <w:link w:val="Estilo1semnumroCarter"/>
     <w:qFormat/>
     <w:rsid w:val="00927C05"/>
@@ -3405,7 +3496,7 @@
   </w:style>
   <w:style w:type="character" w:customStyle="1" w:styleId="Estilo1semnumroCarter">
     <w:name w:val="Estilo1 sem numro Caráter"/>
-    <w:basedOn w:val="Ttulo1Carter"/>
+    <w:basedOn w:val="Heading1Char"/>
     <w:link w:val="Estilo1semnumro"/>
     <w:rsid w:val="00927C05"/>
     <w:rPr>
@@ -3416,10 +3507,10 @@
       <w:szCs w:val="32"/>
     </w:rPr>
   </w:style>
-  <w:style w:type="character" w:customStyle="1" w:styleId="Ttulo1Carter">
-    <w:name w:val="Título 1 Caráter"/>
-    <w:basedOn w:val="Tipodeletrapredefinidodopargrafo"/>
-    <w:link w:val="Ttulo1"/>
+  <w:style w:type="character" w:customStyle="1" w:styleId="Heading1Char">
+    <w:name w:val="Heading 1 Char"/>
+    <w:basedOn w:val="DefaultParagraphFont"/>
+    <w:link w:val="Heading1"/>
     <w:uiPriority w:val="9"/>
     <w:rsid w:val="00927C05"/>
     <w:rPr>
@@ -3429,7 +3520,7 @@
       <w:szCs w:val="32"/>
     </w:rPr>
   </w:style>
-  <w:style w:type="paragraph" w:styleId="ndice1">
+  <w:style w:type="paragraph" w:styleId="TOC1">
     <w:name w:val="toc 1"/>
     <w:basedOn w:val="Normal"/>
     <w:next w:val="Normal"/>
@@ -3438,7 +3529,7 @@
     <w:unhideWhenUsed/>
     <w:rsid w:val="00106938"/>
   </w:style>
-  <w:style w:type="paragraph" w:styleId="ndice2">
+  <w:style w:type="paragraph" w:styleId="TOC2">
     <w:name w:val="toc 2"/>
     <w:basedOn w:val="Normal"/>
     <w:next w:val="Normal"/>
@@ -3451,7 +3542,7 @@
       <w:ind w:left="240"/>
     </w:pPr>
   </w:style>
-  <w:style w:type="paragraph" w:styleId="ndice3">
+  <w:style w:type="paragraph" w:styleId="TOC3">
     <w:name w:val="toc 3"/>
     <w:basedOn w:val="Normal"/>
     <w:next w:val="Normal"/>
@@ -3465,7 +3556,7 @@
       <w:ind w:left="480"/>
     </w:pPr>
   </w:style>
-  <w:style w:type="paragraph" w:styleId="ndice4">
+  <w:style w:type="paragraph" w:styleId="TOC4">
     <w:name w:val="toc 4"/>
     <w:basedOn w:val="Normal"/>
     <w:next w:val="Normal"/>
@@ -3479,10 +3570,10 @@
       <w:ind w:left="720"/>
     </w:pPr>
   </w:style>
-  <w:style w:type="character" w:customStyle="1" w:styleId="Ttulo2Carter">
-    <w:name w:val="Título 2 Caráter"/>
-    <w:basedOn w:val="Tipodeletrapredefinidodopargrafo"/>
-    <w:link w:val="Ttulo2"/>
+  <w:style w:type="character" w:customStyle="1" w:styleId="Heading2Char">
+    <w:name w:val="Heading 2 Char"/>
+    <w:basedOn w:val="DefaultParagraphFont"/>
+    <w:link w:val="Heading2"/>
     <w:uiPriority w:val="9"/>
     <w:semiHidden/>
     <w:rsid w:val="00795E67"/>
@@ -3493,10 +3584,10 @@
       <w:szCs w:val="32"/>
     </w:rPr>
   </w:style>
-  <w:style w:type="character" w:customStyle="1" w:styleId="Ttulo3Carter">
-    <w:name w:val="Título 3 Caráter"/>
-    <w:basedOn w:val="Tipodeletrapredefinidodopargrafo"/>
-    <w:link w:val="Ttulo3"/>
+  <w:style w:type="character" w:customStyle="1" w:styleId="Heading3Char">
+    <w:name w:val="Heading 3 Char"/>
+    <w:basedOn w:val="DefaultParagraphFont"/>
+    <w:link w:val="Heading3"/>
     <w:uiPriority w:val="9"/>
     <w:semiHidden/>
     <w:rsid w:val="00795E67"/>
@@ -3507,10 +3598,10 @@
       <w:szCs w:val="28"/>
     </w:rPr>
   </w:style>
-  <w:style w:type="character" w:customStyle="1" w:styleId="Ttulo4Carter">
-    <w:name w:val="Título 4 Caráter"/>
-    <w:basedOn w:val="Tipodeletrapredefinidodopargrafo"/>
-    <w:link w:val="Ttulo4"/>
+  <w:style w:type="character" w:customStyle="1" w:styleId="Heading4Char">
+    <w:name w:val="Heading 4 Char"/>
+    <w:basedOn w:val="DefaultParagraphFont"/>
+    <w:link w:val="Heading4"/>
     <w:uiPriority w:val="9"/>
     <w:semiHidden/>
     <w:rsid w:val="00795E67"/>
@@ -3521,10 +3612,10 @@
       <w:color w:val="0F4761" w:themeColor="accent1" w:themeShade="BF"/>
     </w:rPr>
   </w:style>
-  <w:style w:type="character" w:customStyle="1" w:styleId="Ttulo5Carter">
-    <w:name w:val="Título 5 Caráter"/>
-    <w:basedOn w:val="Tipodeletrapredefinidodopargrafo"/>
-    <w:link w:val="Ttulo5"/>
+  <w:style w:type="character" w:customStyle="1" w:styleId="Heading5Char">
+    <w:name w:val="Heading 5 Char"/>
+    <w:basedOn w:val="DefaultParagraphFont"/>
+    <w:link w:val="Heading5"/>
     <w:uiPriority w:val="9"/>
     <w:semiHidden/>
     <w:rsid w:val="00795E67"/>
@@ -3533,10 +3624,10 @@
       <w:color w:val="0F4761" w:themeColor="accent1" w:themeShade="BF"/>
     </w:rPr>
   </w:style>
-  <w:style w:type="character" w:customStyle="1" w:styleId="Ttulo6Carter">
-    <w:name w:val="Título 6 Caráter"/>
-    <w:basedOn w:val="Tipodeletrapredefinidodopargrafo"/>
-    <w:link w:val="Ttulo6"/>
+  <w:style w:type="character" w:customStyle="1" w:styleId="Heading6Char">
+    <w:name w:val="Heading 6 Char"/>
+    <w:basedOn w:val="DefaultParagraphFont"/>
+    <w:link w:val="Heading6"/>
     <w:uiPriority w:val="9"/>
     <w:semiHidden/>
     <w:rsid w:val="00795E67"/>
@@ -3547,10 +3638,10 @@
       <w:color w:val="595959" w:themeColor="text1" w:themeTint="A6"/>
     </w:rPr>
   </w:style>
-  <w:style w:type="character" w:customStyle="1" w:styleId="Ttulo7Carter">
-    <w:name w:val="Título 7 Caráter"/>
-    <w:basedOn w:val="Tipodeletrapredefinidodopargrafo"/>
-    <w:link w:val="Ttulo7"/>
+  <w:style w:type="character" w:customStyle="1" w:styleId="Heading7Char">
+    <w:name w:val="Heading 7 Char"/>
+    <w:basedOn w:val="DefaultParagraphFont"/>
+    <w:link w:val="Heading7"/>
     <w:uiPriority w:val="9"/>
     <w:semiHidden/>
     <w:rsid w:val="00795E67"/>
@@ -3559,10 +3650,10 @@
       <w:color w:val="595959" w:themeColor="text1" w:themeTint="A6"/>
     </w:rPr>
   </w:style>
-  <w:style w:type="character" w:customStyle="1" w:styleId="Ttulo8Carter">
-    <w:name w:val="Título 8 Caráter"/>
-    <w:basedOn w:val="Tipodeletrapredefinidodopargrafo"/>
-    <w:link w:val="Ttulo8"/>
+  <w:style w:type="character" w:customStyle="1" w:styleId="Heading8Char">
+    <w:name w:val="Heading 8 Char"/>
+    <w:basedOn w:val="DefaultParagraphFont"/>
+    <w:link w:val="Heading8"/>
     <w:uiPriority w:val="9"/>
     <w:semiHidden/>
     <w:rsid w:val="00795E67"/>
@@ -3573,10 +3664,10 @@
       <w:color w:val="272727" w:themeColor="text1" w:themeTint="D8"/>
     </w:rPr>
   </w:style>
-  <w:style w:type="character" w:customStyle="1" w:styleId="Ttulo9Carter">
-    <w:name w:val="Título 9 Caráter"/>
-    <w:basedOn w:val="Tipodeletrapredefinidodopargrafo"/>
-    <w:link w:val="Ttulo9"/>
+  <w:style w:type="character" w:customStyle="1" w:styleId="Heading9Char">
+    <w:name w:val="Heading 9 Char"/>
+    <w:basedOn w:val="DefaultParagraphFont"/>
+    <w:link w:val="Heading9"/>
     <w:uiPriority w:val="9"/>
     <w:semiHidden/>
     <w:rsid w:val="00795E67"/>
@@ -3585,11 +3676,11 @@
       <w:color w:val="272727" w:themeColor="text1" w:themeTint="D8"/>
     </w:rPr>
   </w:style>
-  <w:style w:type="paragraph" w:styleId="Ttulo">
+  <w:style w:type="paragraph" w:styleId="Title">
     <w:name w:val="Title"/>
     <w:basedOn w:val="Normal"/>
     <w:next w:val="Normal"/>
-    <w:link w:val="TtuloCarter"/>
+    <w:link w:val="TitleChar"/>
     <w:uiPriority w:val="10"/>
     <w:qFormat/>
     <w:rsid w:val="00795E67"/>
@@ -3605,10 +3696,10 @@
       <w:szCs w:val="56"/>
     </w:rPr>
   </w:style>
-  <w:style w:type="character" w:customStyle="1" w:styleId="TtuloCarter">
-    <w:name w:val="Título Caráter"/>
-    <w:basedOn w:val="Tipodeletrapredefinidodopargrafo"/>
-    <w:link w:val="Ttulo"/>
+  <w:style w:type="character" w:customStyle="1" w:styleId="TitleChar">
+    <w:name w:val="Title Char"/>
+    <w:basedOn w:val="DefaultParagraphFont"/>
+    <w:link w:val="Title"/>
     <w:uiPriority w:val="10"/>
     <w:rsid w:val="00795E67"/>
     <w:rPr>
@@ -3619,11 +3710,11 @@
       <w:szCs w:val="56"/>
     </w:rPr>
   </w:style>
-  <w:style w:type="paragraph" w:styleId="Subttulo">
+  <w:style w:type="paragraph" w:styleId="Subtitle">
     <w:name w:val="Subtitle"/>
     <w:basedOn w:val="Normal"/>
     <w:next w:val="Normal"/>
-    <w:link w:val="SubttuloCarter"/>
+    <w:link w:val="SubtitleChar"/>
     <w:uiPriority w:val="11"/>
     <w:qFormat/>
     <w:rsid w:val="00795E67"/>
@@ -3641,10 +3732,10 @@
       <w:szCs w:val="28"/>
     </w:rPr>
   </w:style>
-  <w:style w:type="character" w:customStyle="1" w:styleId="SubttuloCarter">
-    <w:name w:val="Subtítulo Caráter"/>
-    <w:basedOn w:val="Tipodeletrapredefinidodopargrafo"/>
-    <w:link w:val="Subttulo"/>
+  <w:style w:type="character" w:customStyle="1" w:styleId="SubtitleChar">
+    <w:name w:val="Subtitle Char"/>
+    <w:basedOn w:val="DefaultParagraphFont"/>
+    <w:link w:val="Subtitle"/>
     <w:uiPriority w:val="11"/>
     <w:rsid w:val="00795E67"/>
     <w:rPr>
@@ -3655,11 +3746,11 @@
       <w:szCs w:val="28"/>
     </w:rPr>
   </w:style>
-  <w:style w:type="paragraph" w:styleId="Citao">
+  <w:style w:type="paragraph" w:styleId="Quote">
     <w:name w:val="Quote"/>
     <w:basedOn w:val="Normal"/>
     <w:next w:val="Normal"/>
-    <w:link w:val="CitaoCarter"/>
+    <w:link w:val="QuoteChar"/>
     <w:uiPriority w:val="29"/>
     <w:qFormat/>
     <w:rsid w:val="00795E67"/>
@@ -3672,10 +3763,10 @@
       <w:color w:val="404040" w:themeColor="text1" w:themeTint="BF"/>
     </w:rPr>
   </w:style>
-  <w:style w:type="character" w:customStyle="1" w:styleId="CitaoCarter">
-    <w:name w:val="Citação Caráter"/>
-    <w:basedOn w:val="Tipodeletrapredefinidodopargrafo"/>
-    <w:link w:val="Citao"/>
+  <w:style w:type="character" w:customStyle="1" w:styleId="QuoteChar">
+    <w:name w:val="Quote Char"/>
+    <w:basedOn w:val="DefaultParagraphFont"/>
+    <w:link w:val="Quote"/>
     <w:uiPriority w:val="29"/>
     <w:rsid w:val="00795E67"/>
     <w:rPr>
@@ -3684,7 +3775,7 @@
       <w:color w:val="404040" w:themeColor="text1" w:themeTint="BF"/>
     </w:rPr>
   </w:style>
-  <w:style w:type="paragraph" w:styleId="PargrafodaLista">
+  <w:style w:type="paragraph" w:styleId="ListParagraph">
     <w:name w:val="List Paragraph"/>
     <w:basedOn w:val="Normal"/>
     <w:uiPriority w:val="34"/>
@@ -3695,9 +3786,9 @@
       <w:contextualSpacing/>
     </w:pPr>
   </w:style>
-  <w:style w:type="character" w:styleId="nfaseIntensa">
+  <w:style w:type="character" w:styleId="IntenseEmphasis">
     <w:name w:val="Intense Emphasis"/>
-    <w:basedOn w:val="Tipodeletrapredefinidodopargrafo"/>
+    <w:basedOn w:val="DefaultParagraphFont"/>
     <w:uiPriority w:val="21"/>
     <w:qFormat/>
     <w:rsid w:val="00795E67"/>
@@ -3707,11 +3798,11 @@
       <w:color w:val="0F4761" w:themeColor="accent1" w:themeShade="BF"/>
     </w:rPr>
   </w:style>
-  <w:style w:type="paragraph" w:styleId="CitaoIntensa">
+  <w:style w:type="paragraph" w:styleId="IntenseQuote">
     <w:name w:val="Intense Quote"/>
     <w:basedOn w:val="Normal"/>
     <w:next w:val="Normal"/>
-    <w:link w:val="CitaoIntensaCarter"/>
+    <w:link w:val="IntenseQuoteChar"/>
     <w:uiPriority w:val="30"/>
     <w:qFormat/>
     <w:rsid w:val="00795E67"/>
@@ -3729,10 +3820,10 @@
       <w:color w:val="0F4761" w:themeColor="accent1" w:themeShade="BF"/>
     </w:rPr>
   </w:style>
-  <w:style w:type="character" w:customStyle="1" w:styleId="CitaoIntensaCarter">
-    <w:name w:val="Citação Intensa Caráter"/>
-    <w:basedOn w:val="Tipodeletrapredefinidodopargrafo"/>
-    <w:link w:val="CitaoIntensa"/>
+  <w:style w:type="character" w:customStyle="1" w:styleId="IntenseQuoteChar">
+    <w:name w:val="Intense Quote Char"/>
+    <w:basedOn w:val="DefaultParagraphFont"/>
+    <w:link w:val="IntenseQuote"/>
     <w:uiPriority w:val="30"/>
     <w:rsid w:val="00795E67"/>
     <w:rPr>
@@ -3741,9 +3832,9 @@
       <w:color w:val="0F4761" w:themeColor="accent1" w:themeShade="BF"/>
     </w:rPr>
   </w:style>
-  <w:style w:type="character" w:styleId="RefernciaIntensa">
+  <w:style w:type="character" w:styleId="IntenseReference">
     <w:name w:val="Intense Reference"/>
-    <w:basedOn w:val="Tipodeletrapredefinidodopargrafo"/>
+    <w:basedOn w:val="DefaultParagraphFont"/>
     <w:uiPriority w:val="32"/>
     <w:qFormat/>
     <w:rsid w:val="00795E67"/>
@@ -3755,10 +3846,10 @@
       <w:spacing w:val="5"/>
     </w:rPr>
   </w:style>
-  <w:style w:type="paragraph" w:styleId="Cabealho">
+  <w:style w:type="paragraph" w:styleId="Header">
     <w:name w:val="header"/>
     <w:basedOn w:val="Normal"/>
-    <w:link w:val="CabealhoCarter"/>
+    <w:link w:val="HeaderChar"/>
     <w:uiPriority w:val="99"/>
     <w:unhideWhenUsed/>
     <w:rsid w:val="00795E67"/>
@@ -3770,10 +3861,10 @@
       <w:spacing w:line="240" w:lineRule="auto"/>
     </w:pPr>
   </w:style>
-  <w:style w:type="character" w:customStyle="1" w:styleId="CabealhoCarter">
-    <w:name w:val="Cabeçalho Caráter"/>
-    <w:basedOn w:val="Tipodeletrapredefinidodopargrafo"/>
-    <w:link w:val="Cabealho"/>
+  <w:style w:type="character" w:customStyle="1" w:styleId="HeaderChar">
+    <w:name w:val="Header Char"/>
+    <w:basedOn w:val="DefaultParagraphFont"/>
+    <w:link w:val="Header"/>
     <w:uiPriority w:val="99"/>
     <w:rsid w:val="00795E67"/>
     <w:rPr>
@@ -3782,10 +3873,10 @@
       <w14:ligatures w14:val="none"/>
     </w:rPr>
   </w:style>
-  <w:style w:type="paragraph" w:styleId="Rodap">
+  <w:style w:type="paragraph" w:styleId="Footer">
     <w:name w:val="footer"/>
     <w:basedOn w:val="Normal"/>
-    <w:link w:val="RodapCarter"/>
+    <w:link w:val="FooterChar"/>
     <w:uiPriority w:val="99"/>
     <w:unhideWhenUsed/>
     <w:rsid w:val="00795E67"/>
@@ -3797,10 +3888,10 @@
       <w:spacing w:line="240" w:lineRule="auto"/>
     </w:pPr>
   </w:style>
-  <w:style w:type="character" w:customStyle="1" w:styleId="RodapCarter">
-    <w:name w:val="Rodapé Caráter"/>
-    <w:basedOn w:val="Tipodeletrapredefinidodopargrafo"/>
-    <w:link w:val="Rodap"/>
+  <w:style w:type="character" w:customStyle="1" w:styleId="FooterChar">
+    <w:name w:val="Footer Char"/>
+    <w:basedOn w:val="DefaultParagraphFont"/>
+    <w:link w:val="Footer"/>
     <w:uiPriority w:val="99"/>
     <w:rsid w:val="00795E67"/>
     <w:rPr>
@@ -3809,9 +3900,9 @@
       <w14:ligatures w14:val="none"/>
     </w:rPr>
   </w:style>
-  <w:style w:type="table" w:styleId="SimplesTabela2">
+  <w:style w:type="table" w:styleId="PlainTable2">
     <w:name w:val="Plain Table 2"/>
-    <w:basedOn w:val="Tabelanormal"/>
+    <w:basedOn w:val="TableNormal"/>
     <w:uiPriority w:val="42"/>
     <w:rsid w:val="00795E67"/>
     <w:pPr>
@@ -3893,9 +3984,9 @@
       </w:tcPr>
     </w:tblStylePr>
   </w:style>
-  <w:style w:type="character" w:styleId="Hiperligao">
+  <w:style w:type="character" w:styleId="Hyperlink">
     <w:name w:val="Hyperlink"/>
-    <w:basedOn w:val="Tipodeletrapredefinidodopargrafo"/>
+    <w:basedOn w:val="DefaultParagraphFont"/>
     <w:uiPriority w:val="99"/>
     <w:unhideWhenUsed/>
     <w:rsid w:val="00795E67"/>
@@ -3904,9 +3995,9 @@
       <w:u w:val="single"/>
     </w:rPr>
   </w:style>
-  <w:style w:type="character" w:styleId="CdigoHTML">
+  <w:style w:type="character" w:styleId="HTMLCode">
     <w:name w:val="HTML Code"/>
-    <w:basedOn w:val="Tipodeletrapredefinidodopargrafo"/>
+    <w:basedOn w:val="DefaultParagraphFont"/>
     <w:uiPriority w:val="99"/>
     <w:semiHidden/>
     <w:unhideWhenUsed/>
@@ -3919,7 +4010,7 @@
   </w:style>
   <w:style w:type="character" w:customStyle="1" w:styleId="citation-277">
     <w:name w:val="citation-277"/>
-    <w:basedOn w:val="Tipodeletrapredefinidodopargrafo"/>
+    <w:basedOn w:val="DefaultParagraphFont"/>
     <w:rsid w:val="00795E67"/>
   </w:style>
 </w:styles>
